--- a/docs/export/ZSTATE_Process_Mapping_Senior_Team.docx
+++ b/docs/export/ZSTATE_Process_Mapping_Senior_Team.docx
@@ -76,6 +76,14 @@
       </w:pPr>
       <w:r>
         <w:t>MVD: 15 eval tasks, 5 companies, 10-week pilot — not 45 tasks on day one</w:t>
+      </w:r>
+    </w:p>
+    <w:p>
+      <w:pPr>
+        <w:pStyle w:val="ListBullet"/>
+      </w:pPr>
+      <w:r>
+        <w:t>Type C (Buy/Sell memo) deferred to v0.5 — requires licensed market data (Bloomberg/Refinitiv) and FINRA workflow</w:t>
       </w:r>
     </w:p>
     <w:p>
@@ -375,7 +383,7 @@
     </w:p>
     <w:p>
       <w:r>
-        <w:t>Objective: Expert-authored tasks with ground truth and gold paths.</w:t>
+        <w:t>Objective: Expert-authored tasks with ground truth and gold paths (minimal section sets plus documented anti-patterns for scoring).</w:t>
       </w:r>
     </w:p>
     <w:tbl>
